--- a/reports/report_2026-07-30.docx
+++ b/reports/report_2026-07-30.docx
@@ -95,7 +95,7 @@
                 <w:sz w:val="26"/>
                 <w:szCs w:val="26"/>
               </w:rPr>
-              <w:t xml:space="preserve">00:10:44 – 00:10:44 น. (เก็บข้อมูล  รอบ)</w:t>
+              <w:t xml:space="preserve">00:10:44 – 23:52:03 น. (เก็บข้อมูล 537 รอบ)</w:t>
             </w:r>
           </w:p>
         </w:tc>
@@ -132,7 +132,7 @@
                 <w:sz w:val="26"/>
                 <w:szCs w:val="26"/>
               </w:rPr>
-              <w:t xml:space="preserve">98%  (ต่ำสุด 98% เวลา 00:10:44 น. / สูงสุด 98%)</w:t>
+              <w:t xml:space="preserve">98%  (ต่ำสุด 98% เวลา 15:59:04 น. / สูงสุด 98%)</w:t>
             </w:r>
           </w:p>
         </w:tc>
@@ -278,7 +278,7 @@
           <w:sz w:val="32"/>
           <w:szCs w:val="32"/>
         </w:rPr>
-        <w:t xml:space="preserve">๒. สถานะอุปกรณ์รายเครื่อง (ณ รอบล่าสุด 00:10:44 น.)</w:t>
+        <w:t xml:space="preserve">๒. สถานะอุปกรณ์รายเครื่อง (ณ รอบล่าสุด 23:52:03 น.)</w:t>
       </w:r>
     </w:p>
     <w:tbl>
@@ -1129,24 +1129,24 @@
                 <w:sz w:val="26"/>
                 <w:szCs w:val="26"/>
               </w:rPr>
-              <w:t xml:space="preserve">00:10:44 – 00:10:44 (ยังไม่กลับมา)</w:t>
-            </w:r>
-          </w:p>
-        </w:tc>
-        <w:tc>
-          <w:tcPr/>
-          <w:p>
-            <w:pPr>
-              <w:jc w:val="center"/>
-            </w:pPr>
-            <w:r>
-              <w:rPr>
-                <w:rFonts w:ascii="TH Sarabun New" w:hAnsi="TH Sarabun New" w:cs="TH Sarabun New"/>
-                <w:color w:val="000000"/>
-                <w:sz w:val="26"/>
-                <w:szCs w:val="26"/>
-              </w:rPr>
-              <w:t xml:space="preserve">0 วินาที</w:t>
+              <w:t xml:space="preserve">00:10:44 – 23:52:03 (ยังไม่กลับมา)</w:t>
+            </w:r>
+          </w:p>
+        </w:tc>
+        <w:tc>
+          <w:tcPr/>
+          <w:p>
+            <w:pPr>
+              <w:jc w:val="center"/>
+            </w:pPr>
+            <w:r>
+              <w:rPr>
+                <w:rFonts w:ascii="TH Sarabun New" w:hAnsi="TH Sarabun New" w:cs="TH Sarabun New"/>
+                <w:color w:val="000000"/>
+                <w:sz w:val="26"/>
+                <w:szCs w:val="26"/>
+              </w:rPr>
+              <w:t xml:space="preserve">24 ชม. 41 นาที</w:t>
             </w:r>
           </w:p>
         </w:tc>
@@ -1178,7 +1178,7 @@
           <w:sz w:val="22"/>
           <w:szCs w:val="22"/>
         </w:rPr>
-        <w:t xml:space="preserve">รายงานสร้างอัตโนมัติเมื่อ 2026-07-30 00:12:47 · CCTV Health Monitor</w:t>
+        <w:t xml:space="preserve">รายงานสร้างอัตโนมัติเมื่อ 2026-07-30 23:55:10 · CCTV Health Monitor</w:t>
       </w:r>
     </w:p>
     <w:sectPr>
